--- a/大二下-第4学期/汇编语言与逆向工程/实验/BIT处理逆向分析.docx
+++ b/大二下-第4学期/汇编语言与逆向工程/实验/BIT处理逆向分析.docx
@@ -41,7 +41,7 @@
         <w:spacing w:after="0"/>
         <w:jc w:val="right"/>
         <w:rPr>
-          <w:rFonts w:ascii="Times New Roman" w:eastAsia="宋体" w:hAnsi="Times New Roman" w:cs="Times New Roman" w:hint="eastAsia"/>
+          <w:rFonts w:ascii="Times New Roman" w:eastAsia="宋体" w:hAnsi="Times New Roman" w:cs="Times New Roman"/>
           <w:b/>
           <w:bCs/>
           <w:sz w:val="24"/>
@@ -50,30 +50,20 @@
       </w:pPr>
       <w:r>
         <w:rPr>
-          <w:rFonts w:ascii="Times New Roman" w:eastAsia="宋体" w:hAnsi="Times New Roman" w:cs="Times New Roman" w:hint="eastAsia"/>
+          <w:rFonts w:ascii="Times New Roman" w:eastAsia="宋体" w:hAnsi="Times New Roman" w:cs="Times New Roman"/>
           <w:b/>
           <w:bCs/>
           <w:sz w:val="24"/>
           <w:szCs w:val="28"/>
         </w:rPr>
-        <w:t xml:space="preserve">2023211595 </w:t>
-      </w:r>
-      <w:r>
-        <w:rPr>
-          <w:rFonts w:ascii="Times New Roman" w:eastAsia="宋体" w:hAnsi="Times New Roman" w:cs="Times New Roman" w:hint="eastAsia"/>
-          <w:b/>
-          <w:bCs/>
-          <w:sz w:val="24"/>
-          <w:szCs w:val="28"/>
-        </w:rPr>
-        <w:t>李昊伦</w:t>
-      </w:r>
-    </w:p>
-    <w:p>
-      <w:pPr>
-        <w:spacing w:after="0"/>
-        <w:rPr>
-          <w:rFonts w:ascii="Times New Roman" w:eastAsia="宋体" w:hAnsi="Times New Roman" w:cs="Times New Roman" w:hint="eastAsia"/>
+        <w:t xml:space="preserve"> </w:t>
+      </w:r>
+    </w:p>
+    <w:p>
+      <w:pPr>
+        <w:spacing w:after="0"/>
+        <w:rPr>
+          <w:rFonts w:ascii="Times New Roman" w:eastAsia="宋体" w:hAnsi="Times New Roman" w:cs="Times New Roman"/>
           <w:b/>
           <w:bCs/>
           <w:sz w:val="24"/>
@@ -326,13 +316,7 @@
         <w:rPr>
           <w:rFonts w:ascii="Times New Roman" w:eastAsia="宋体" w:hAnsi="Times New Roman" w:cs="Times New Roman"/>
         </w:rPr>
-        <w:t>当</w:t>
-      </w:r>
-      <w:r>
-        <w:rPr>
-          <w:rFonts w:ascii="Times New Roman" w:eastAsia="宋体" w:hAnsi="Times New Roman" w:cs="Times New Roman"/>
-        </w:rPr>
-        <w:t>字符串长度为</w:t>
+        <w:t>当字符串长度为</w:t>
       </w:r>
       <w:r>
         <w:rPr>
@@ -344,19 +328,7 @@
         <w:rPr>
           <w:rFonts w:ascii="Times New Roman" w:eastAsia="宋体" w:hAnsi="Times New Roman" w:cs="Times New Roman"/>
         </w:rPr>
-        <w:t>时，</w:t>
-      </w:r>
-      <w:r>
-        <w:rPr>
-          <w:rFonts w:ascii="Times New Roman" w:eastAsia="宋体" w:hAnsi="Times New Roman" w:cs="Times New Roman"/>
-        </w:rPr>
-        <w:t>对字符串进行变换处理</w:t>
-      </w:r>
-      <w:r>
-        <w:rPr>
-          <w:rFonts w:ascii="Times New Roman" w:eastAsia="宋体" w:hAnsi="Times New Roman" w:cs="Times New Roman"/>
-        </w:rPr>
-        <w:t>：</w:t>
+        <w:t>时，对字符串进行变换处理：</w:t>
       </w:r>
     </w:p>
     <w:p>
@@ -456,19 +428,11 @@
         </w:rPr>
         <w:t xml:space="preserve">] &amp; 0x80) &gt;&gt; 7: </w:t>
       </w:r>
-      <w:proofErr w:type="gramStart"/>
-      <w:r>
-        <w:rPr>
-          <w:rFonts w:ascii="Times New Roman" w:eastAsia="宋体" w:hAnsi="Times New Roman" w:cs="Times New Roman"/>
-        </w:rPr>
-        <w:t>取最高</w:t>
-      </w:r>
-      <w:proofErr w:type="gramEnd"/>
-      <w:r>
-        <w:rPr>
-          <w:rFonts w:ascii="Times New Roman" w:eastAsia="宋体" w:hAnsi="Times New Roman" w:cs="Times New Roman"/>
-        </w:rPr>
-        <w:t>位移到最低位</w:t>
+      <w:r>
+        <w:rPr>
+          <w:rFonts w:ascii="Times New Roman" w:eastAsia="宋体" w:hAnsi="Times New Roman" w:cs="Times New Roman"/>
+        </w:rPr>
+        <w:t>取最高位移到最低位</w:t>
       </w:r>
     </w:p>
     <w:p>
@@ -532,20 +496,14 @@
         <w:rPr>
           <w:rFonts w:ascii="Times New Roman" w:eastAsia="宋体" w:hAnsi="Times New Roman" w:cs="Times New Roman"/>
         </w:rPr>
-        <w:t>位</w:t>
-      </w:r>
-      <w:r>
-        <w:rPr>
-          <w:rFonts w:ascii="Times New Roman" w:eastAsia="宋体" w:hAnsi="Times New Roman" w:cs="Times New Roman"/>
-        </w:rPr>
-        <w:t>。</w:t>
-      </w:r>
-    </w:p>
-    <w:p>
-      <w:pPr>
-        <w:spacing w:after="0"/>
-        <w:rPr>
-          <w:rFonts w:ascii="Times New Roman" w:eastAsia="宋体" w:hAnsi="Times New Roman" w:cs="Times New Roman" w:hint="eastAsia"/>
+        <w:t>位。</w:t>
+      </w:r>
+    </w:p>
+    <w:p>
+      <w:pPr>
+        <w:spacing w:after="0"/>
+        <w:rPr>
+          <w:rFonts w:ascii="Times New Roman" w:eastAsia="宋体" w:hAnsi="Times New Roman" w:cs="Times New Roman"/>
         </w:rPr>
       </w:pPr>
       <w:r>
@@ -596,25 +554,7 @@
         <w:rPr>
           <w:rFonts w:ascii="Times New Roman" w:eastAsia="宋体" w:hAnsi="Times New Roman" w:cs="Times New Roman"/>
         </w:rPr>
-        <w:t>将处理后的字符串与预设值比较</w:t>
-      </w:r>
-      <w:r>
-        <w:rPr>
-          <w:rFonts w:ascii="Times New Roman" w:eastAsia="宋体" w:hAnsi="Times New Roman" w:cs="Times New Roman"/>
-        </w:rPr>
-        <w:t>，</w:t>
-      </w:r>
-      <w:r>
-        <w:rPr>
-          <w:rFonts w:ascii="Times New Roman" w:eastAsia="宋体" w:hAnsi="Times New Roman" w:cs="Times New Roman"/>
-        </w:rPr>
-        <w:t>根据比较结果输出成功或失败信息</w:t>
-      </w:r>
-      <w:r>
-        <w:rPr>
-          <w:rFonts w:ascii="Times New Roman" w:eastAsia="宋体" w:hAnsi="Times New Roman" w:cs="Times New Roman"/>
-        </w:rPr>
-        <w:t>。</w:t>
+        <w:t>将处理后的字符串与预设值比较，根据比较结果输出成功或失败信息。</w:t>
       </w:r>
     </w:p>
     <w:p>
@@ -817,7 +757,7 @@
       <w:pPr>
         <w:spacing w:after="0"/>
         <w:rPr>
-          <w:rFonts w:ascii="Times New Roman" w:eastAsia="宋体" w:hAnsi="Times New Roman" w:cs="Times New Roman" w:hint="eastAsia"/>
+          <w:rFonts w:ascii="Times New Roman" w:eastAsia="宋体" w:hAnsi="Times New Roman" w:cs="Times New Roman"/>
         </w:rPr>
       </w:pPr>
       <w:r>
@@ -988,7 +928,7 @@
       <w:pPr>
         <w:spacing w:after="0"/>
         <w:rPr>
-          <w:rFonts w:ascii="Times New Roman" w:eastAsia="宋体" w:hAnsi="Times New Roman" w:cs="Times New Roman" w:hint="eastAsia"/>
+          <w:rFonts w:ascii="Times New Roman" w:eastAsia="宋体" w:hAnsi="Times New Roman" w:cs="Times New Roman"/>
         </w:rPr>
       </w:pPr>
       <w:r>
@@ -1084,7 +1024,7 @@
       <w:pPr>
         <w:spacing w:after="0"/>
         <w:rPr>
-          <w:rFonts w:ascii="Times New Roman" w:eastAsia="宋体" w:hAnsi="Times New Roman" w:cs="Times New Roman" w:hint="eastAsia"/>
+          <w:rFonts w:ascii="Times New Roman" w:eastAsia="宋体" w:hAnsi="Times New Roman" w:cs="Times New Roman"/>
           <w:b/>
           <w:bCs/>
           <w:sz w:val="24"/>
@@ -1197,7 +1137,7 @@
       <w:pPr>
         <w:spacing w:after="0"/>
         <w:rPr>
-          <w:rFonts w:ascii="Times New Roman" w:eastAsia="宋体" w:hAnsi="Times New Roman" w:cs="Times New Roman" w:hint="eastAsia"/>
+          <w:rFonts w:ascii="Times New Roman" w:eastAsia="宋体" w:hAnsi="Times New Roman" w:cs="Times New Roman"/>
         </w:rPr>
       </w:pPr>
       <w:r>
@@ -1216,21 +1156,7 @@
         <w:rPr>
           <w:rFonts w:ascii="Times New Roman" w:eastAsia="宋体" w:hAnsi="Times New Roman" w:cs="Times New Roman" w:hint="eastAsia"/>
         </w:rPr>
-        <w:t>缓冲区的地址，第二行作为参数压</w:t>
-      </w:r>
-      <w:proofErr w:type="gramStart"/>
-      <w:r>
-        <w:rPr>
-          <w:rFonts w:ascii="Times New Roman" w:eastAsia="宋体" w:hAnsi="Times New Roman" w:cs="Times New Roman" w:hint="eastAsia"/>
-        </w:rPr>
-        <w:t>栈</w:t>
-      </w:r>
-      <w:proofErr w:type="gramEnd"/>
-      <w:r>
-        <w:rPr>
-          <w:rFonts w:ascii="Times New Roman" w:eastAsia="宋体" w:hAnsi="Times New Roman" w:cs="Times New Roman" w:hint="eastAsia"/>
-        </w:rPr>
-        <w:t>，第三行为格式字符串，第四行调用</w:t>
+        <w:t>缓冲区的地址，第二行作为参数压栈，第三行为格式字符串，第四行调用</w:t>
       </w:r>
       <w:proofErr w:type="spellStart"/>
       <w:r>
@@ -1244,16 +1170,8 @@
         <w:rPr>
           <w:rFonts w:ascii="Times New Roman" w:eastAsia="宋体" w:hAnsi="Times New Roman" w:cs="Times New Roman" w:hint="eastAsia"/>
         </w:rPr>
-        <w:t>读取字符串，第五行为清理</w:t>
-      </w:r>
-      <w:proofErr w:type="gramStart"/>
-      <w:r>
-        <w:rPr>
-          <w:rFonts w:ascii="Times New Roman" w:eastAsia="宋体" w:hAnsi="Times New Roman" w:cs="Times New Roman" w:hint="eastAsia"/>
-        </w:rPr>
-        <w:t>栈</w:t>
-      </w:r>
-      <w:proofErr w:type="gramEnd"/>
+        <w:t>读取字符串，第五行为清理栈</w:t>
+      </w:r>
     </w:p>
     <w:p>
       <w:pPr>
@@ -1324,7 +1242,7 @@
       <w:pPr>
         <w:spacing w:after="0"/>
         <w:rPr>
-          <w:rFonts w:ascii="Times New Roman" w:eastAsia="宋体" w:hAnsi="Times New Roman" w:cs="Times New Roman" w:hint="eastAsia"/>
+          <w:rFonts w:ascii="Times New Roman" w:eastAsia="宋体" w:hAnsi="Times New Roman" w:cs="Times New Roman"/>
         </w:rPr>
       </w:pPr>
       <w:r>
@@ -1357,21 +1275,7 @@
         <w:rPr>
           <w:rFonts w:ascii="Times New Roman" w:eastAsia="宋体" w:hAnsi="Times New Roman" w:cs="Times New Roman" w:hint="eastAsia"/>
         </w:rPr>
-        <w:t>，清理</w:t>
-      </w:r>
-      <w:proofErr w:type="gramStart"/>
-      <w:r>
-        <w:rPr>
-          <w:rFonts w:ascii="Times New Roman" w:eastAsia="宋体" w:hAnsi="Times New Roman" w:cs="Times New Roman" w:hint="eastAsia"/>
-        </w:rPr>
-        <w:t>栈</w:t>
-      </w:r>
-      <w:proofErr w:type="gramEnd"/>
-      <w:r>
-        <w:rPr>
-          <w:rFonts w:ascii="Times New Roman" w:eastAsia="宋体" w:hAnsi="Times New Roman" w:cs="Times New Roman" w:hint="eastAsia"/>
-        </w:rPr>
-        <w:t>，并保存长度到</w:t>
+        <w:t>，清理栈，并保存长度到</w:t>
       </w:r>
       <w:r>
         <w:rPr>
@@ -1449,7 +1353,7 @@
       <w:pPr>
         <w:spacing w:after="0"/>
         <w:rPr>
-          <w:rFonts w:ascii="Times New Roman" w:eastAsia="宋体" w:hAnsi="Times New Roman" w:cs="Times New Roman" w:hint="eastAsia"/>
+          <w:rFonts w:ascii="Times New Roman" w:eastAsia="宋体" w:hAnsi="Times New Roman" w:cs="Times New Roman"/>
         </w:rPr>
       </w:pPr>
       <w:r>
@@ -1552,28 +1456,14 @@
       <w:pPr>
         <w:spacing w:after="0"/>
         <w:rPr>
-          <w:rFonts w:ascii="Times New Roman" w:eastAsia="宋体" w:hAnsi="Times New Roman" w:cs="Times New Roman" w:hint="eastAsia"/>
-        </w:rPr>
-      </w:pPr>
-      <w:r>
-        <w:rPr>
-          <w:rFonts w:ascii="Times New Roman" w:eastAsia="宋体" w:hAnsi="Times New Roman" w:cs="Times New Roman"/>
-        </w:rPr>
-        <w:t>获取当前字符并</w:t>
-      </w:r>
-      <w:proofErr w:type="gramStart"/>
-      <w:r>
-        <w:rPr>
-          <w:rFonts w:ascii="Times New Roman" w:eastAsia="宋体" w:hAnsi="Times New Roman" w:cs="Times New Roman"/>
-        </w:rPr>
-        <w:t>进行位</w:t>
-      </w:r>
-      <w:proofErr w:type="gramEnd"/>
-      <w:r>
-        <w:rPr>
-          <w:rFonts w:ascii="Times New Roman" w:eastAsia="宋体" w:hAnsi="Times New Roman" w:cs="Times New Roman"/>
-        </w:rPr>
-        <w:t>运算</w:t>
+          <w:rFonts w:ascii="Times New Roman" w:eastAsia="宋体" w:hAnsi="Times New Roman" w:cs="Times New Roman"/>
+        </w:rPr>
+      </w:pPr>
+      <w:r>
+        <w:rPr>
+          <w:rFonts w:ascii="Times New Roman" w:eastAsia="宋体" w:hAnsi="Times New Roman" w:cs="Times New Roman"/>
+        </w:rPr>
+        <w:t>获取当前字符并进行位运算</w:t>
       </w:r>
       <w:r>
         <w:rPr>
@@ -1623,16 +1513,8 @@
         <w:rPr>
           <w:rFonts w:ascii="Times New Roman" w:eastAsia="宋体" w:hAnsi="Times New Roman" w:cs="Times New Roman" w:hint="eastAsia"/>
         </w:rPr>
-        <w:t>），</w:t>
-      </w:r>
-      <w:proofErr w:type="gramStart"/>
-      <w:r>
-        <w:rPr>
-          <w:rFonts w:ascii="Times New Roman" w:eastAsia="宋体" w:hAnsi="Times New Roman" w:cs="Times New Roman" w:hint="eastAsia"/>
-        </w:rPr>
-        <w:t>保留低</w:t>
-      </w:r>
-      <w:proofErr w:type="gramEnd"/>
+        <w:t>），保留低</w:t>
+      </w:r>
       <w:r>
         <w:rPr>
           <w:rFonts w:ascii="Times New Roman" w:eastAsia="宋体" w:hAnsi="Times New Roman" w:cs="Times New Roman" w:hint="eastAsia"/>
@@ -1716,7 +1598,7 @@
       <w:pPr>
         <w:spacing w:after="0"/>
         <w:rPr>
-          <w:rFonts w:ascii="Times New Roman" w:eastAsia="宋体" w:hAnsi="Times New Roman" w:cs="Times New Roman" w:hint="eastAsia"/>
+          <w:rFonts w:ascii="Times New Roman" w:eastAsia="宋体" w:hAnsi="Times New Roman" w:cs="Times New Roman"/>
         </w:rPr>
       </w:pPr>
       <w:r>
@@ -1869,7 +1751,7 @@
       <w:pPr>
         <w:spacing w:after="0"/>
         <w:rPr>
-          <w:rFonts w:ascii="Times New Roman" w:eastAsia="宋体" w:hAnsi="Times New Roman" w:cs="Times New Roman" w:hint="eastAsia"/>
+          <w:rFonts w:ascii="Times New Roman" w:eastAsia="宋体" w:hAnsi="Times New Roman" w:cs="Times New Roman"/>
         </w:rPr>
       </w:pPr>
       <w:r>
@@ -1972,7 +1854,7 @@
       <w:pPr>
         <w:spacing w:after="0"/>
         <w:rPr>
-          <w:rFonts w:ascii="Times New Roman" w:eastAsia="宋体" w:hAnsi="Times New Roman" w:cs="Times New Roman" w:hint="eastAsia"/>
+          <w:rFonts w:ascii="Times New Roman" w:eastAsia="宋体" w:hAnsi="Times New Roman" w:cs="Times New Roman"/>
         </w:rPr>
       </w:pPr>
       <w:r>
@@ -2076,21 +1958,7 @@
         <w:rPr>
           <w:rFonts w:ascii="Times New Roman" w:eastAsia="宋体" w:hAnsi="Times New Roman" w:cs="Times New Roman"/>
         </w:rPr>
-        <w:t>把</w:t>
-      </w:r>
-      <w:proofErr w:type="gramStart"/>
-      <w:r>
-        <w:rPr>
-          <w:rFonts w:ascii="Times New Roman" w:eastAsia="宋体" w:hAnsi="Times New Roman" w:cs="Times New Roman"/>
-        </w:rPr>
-        <w:t>经过位</w:t>
-      </w:r>
-      <w:proofErr w:type="gramEnd"/>
-      <w:r>
-        <w:rPr>
-          <w:rFonts w:ascii="Times New Roman" w:eastAsia="宋体" w:hAnsi="Times New Roman" w:cs="Times New Roman"/>
-        </w:rPr>
-        <w:t>运算后的字符写回原字符串。</w:t>
+        <w:t>把经过位运算后的字符写回原字符串。</w:t>
       </w:r>
     </w:p>
     <w:p>
@@ -2162,7 +2030,7 @@
       <w:pPr>
         <w:spacing w:after="0"/>
         <w:rPr>
-          <w:rFonts w:ascii="Times New Roman" w:eastAsia="宋体" w:hAnsi="Times New Roman" w:cs="Times New Roman" w:hint="eastAsia"/>
+          <w:rFonts w:ascii="Times New Roman" w:eastAsia="宋体" w:hAnsi="Times New Roman" w:cs="Times New Roman"/>
         </w:rPr>
       </w:pPr>
       <w:r>
@@ -2182,7 +2050,7 @@
       <w:pPr>
         <w:spacing w:after="0"/>
         <w:rPr>
-          <w:rFonts w:ascii="Times New Roman" w:eastAsia="宋体" w:hAnsi="Times New Roman" w:cs="Times New Roman" w:hint="eastAsia"/>
+          <w:rFonts w:ascii="Times New Roman" w:eastAsia="宋体" w:hAnsi="Times New Roman" w:cs="Times New Roman"/>
         </w:rPr>
       </w:pPr>
       <w:r>
@@ -2328,7 +2196,7 @@
         </w:tabs>
         <w:spacing w:after="0"/>
         <w:rPr>
-          <w:rFonts w:ascii="Times New Roman" w:eastAsia="宋体" w:hAnsi="Times New Roman" w:cs="Times New Roman" w:hint="eastAsia"/>
+          <w:rFonts w:ascii="Times New Roman" w:eastAsia="宋体" w:hAnsi="Times New Roman" w:cs="Times New Roman"/>
         </w:rPr>
       </w:pPr>
       <w:r>
@@ -2407,7 +2275,7 @@
       <w:pPr>
         <w:spacing w:after="0"/>
         <w:rPr>
-          <w:rFonts w:ascii="Times New Roman" w:eastAsia="宋体" w:hAnsi="Times New Roman" w:cs="Times New Roman" w:hint="eastAsia"/>
+          <w:rFonts w:ascii="Times New Roman" w:eastAsia="宋体" w:hAnsi="Times New Roman" w:cs="Times New Roman"/>
         </w:rPr>
       </w:pPr>
       <w:r>
@@ -2551,7 +2419,7 @@
       <w:pPr>
         <w:spacing w:after="0"/>
         <w:rPr>
-          <w:rFonts w:ascii="Times New Roman" w:eastAsia="宋体" w:hAnsi="Times New Roman" w:cs="Times New Roman" w:hint="eastAsia"/>
+          <w:rFonts w:ascii="Times New Roman" w:eastAsia="宋体" w:hAnsi="Times New Roman" w:cs="Times New Roman"/>
         </w:rPr>
       </w:pPr>
     </w:p>
@@ -3561,6 +3429,7 @@
   <w:style w:type="character" w:default="1" w:styleId="a0">
     <w:name w:val="Default Paragraph Font"/>
     <w:uiPriority w:val="1"/>
+    <w:semiHidden/>
     <w:unhideWhenUsed/>
   </w:style>
   <w:style w:type="table" w:default="1" w:styleId="a1">
